--- a/traverse/business/client-agreement-DRAFT.docx
+++ b/traverse/business/client-agreement-DRAFT.docx
@@ -2286,7 +2286,7 @@
         <w:t xml:space="preserve"> </w:t>
       </w:r>
       <w:r>
-        <w:t xml:space="preserve">Colorado law governs this Agreement, without regard to conflict-of-law rules. Courts in [El Paso / Denver] County, Colorado, have exclusive jurisdiction, except that Traverse may seek an injunction in any court to protect the Service or Door Data.</w:t>
+        <w:t xml:space="preserve">Colorado law governs this Agreement, without regard to conflict-of-law rules. Courts in the City and County of Denver, Colorado, have exclusive jurisdiction, except that Traverse may seek an injunction in any court to protect the Service or Door Data.</w:t>
       </w:r>
     </w:p>
     <w:p>
